--- a/docs/AI_Powered_Member_Portal_Chatbot_Project_Documentation.docx
+++ b/docs/AI_Powered_Member_Portal_Chatbot_Project_Documentation.docx
@@ -2438,7 +2438,7 @@
                 <w:rFonts w:ascii="Arial" w:hAnsi="Arial"/>
                 <w:sz w:val="20"/>
               </w:rPr>
-              <w:t xml:space="preserve">Loaded 31 retrieval documents into Pinecone.</w:t>
+              <w:t xml:space="preserve">Loaded 32 retrieval documents into Pinecone.</w:t>
             </w:r>
           </w:p>
         </w:tc>
